--- a/Documentation/STMRocket_Hardware_documentation.docx
+++ b/Documentation/STMRocket_Hardware_documentation.docx
@@ -923,10 +923,7 @@
         <w:t xml:space="preserve">From </w:t>
       </w:r>
       <w:r>
-        <w:t>IPC</w:t>
-      </w:r>
-      <w:r>
-        <w:t>-2221</w:t>
+        <w:t>IPC-2221</w:t>
       </w:r>
       <w:r>
         <w:t>.</w:t>
@@ -1258,7 +1255,7 @@
                 <w:rFonts w:ascii="Times New Roman" w:hAnsi="Times New Roman" w:cs="Times New Roman"/>
                 <w:lang w:val="en-US"/>
               </w:rPr>
-              <w:t>5</w:t>
+              <w:t>3</w:t>
             </w:r>
           </w:p>
         </w:tc>
@@ -1513,7 +1510,7 @@
                 <w:rFonts w:ascii="Times New Roman" w:hAnsi="Times New Roman" w:cs="Times New Roman"/>
                 <w:lang w:val="en-US"/>
               </w:rPr>
-              <w:t>5</w:t>
+              <w:t>3</w:t>
             </w:r>
           </w:p>
         </w:tc>
@@ -1621,7 +1618,14 @@
                 <w:rFonts w:ascii="Times New Roman" w:hAnsi="Times New Roman" w:cs="Times New Roman"/>
                 <w:lang w:val="en-US"/>
               </w:rPr>
-              <w:t>0.3</w:t>
+              <w:t>0.</w:t>
+            </w:r>
+            <w:r>
+              <w:rPr>
+                <w:rFonts w:ascii="Times New Roman" w:hAnsi="Times New Roman" w:cs="Times New Roman"/>
+                <w:lang w:val="en-US"/>
+              </w:rPr>
+              <w:t>2</w:t>
             </w:r>
           </w:p>
         </w:tc>
@@ -2261,6 +2265,7 @@
   <w:style w:type="character" w:default="1" w:styleId="DefaultParagraphFont">
     <w:name w:val="Default Paragraph Font"/>
     <w:uiPriority w:val="1"/>
+    <w:semiHidden/>
     <w:unhideWhenUsed/>
   </w:style>
   <w:style w:type="table" w:default="1" w:styleId="TableNormal">
